--- a/resources/bulletin/Template - Bulletin.docx
+++ b/resources/bulletin/Template - Bulletin.docx
@@ -465,8 +465,6 @@
         <w:jc w:val="center"/>
         <w:rPr>
           <w:rFonts w:ascii="Georgia" w:hAnsi="Georgia"/>
-          <w:sz w:val="20"/>
-          <w:szCs w:val="20"/>
         </w:rPr>
       </w:pPr>
       <w:r>
@@ -1157,6 +1155,8 @@
           <w:bCs/>
           <w:i/>
           <w:iCs/>
+          <w:sz w:val="24"/>
+          <w:szCs w:val="24"/>
         </w:rPr>
         <w:t>{{OFFERTORY_HYMN_TITLE}}</w:t>
       </w:r>
@@ -1166,6 +1166,8 @@
           <w:bCs/>
           <w:i/>
           <w:iCs/>
+          <w:sz w:val="24"/>
+          <w:szCs w:val="24"/>
         </w:rPr>
         <w:t xml:space="preserve"> </w:t>
       </w:r>
@@ -1239,6 +1241,8 @@
           <w:bCs/>
           <w:i/>
           <w:iCs/>
+          <w:sz w:val="24"/>
+          <w:szCs w:val="24"/>
         </w:rPr>
         <w:t>{{OFFERTORY_HYMN}}</w:t>
       </w:r>
@@ -1487,25 +1491,7 @@
           <w:sz w:val="24"/>
           <w:szCs w:val="24"/>
         </w:rPr>
-        <w:t>UM</w:t>
-      </w:r>
-      <w:r>
-        <w:rPr>
-          <w:rFonts w:ascii="Georgia" w:hAnsi="Georgia"/>
-          <w:bCs/>
-          <w:sz w:val="24"/>
-          <w:szCs w:val="24"/>
-        </w:rPr>
-        <w:t xml:space="preserve">H </w:t>
-      </w:r>
-      <w:r>
-        <w:rPr>
-          <w:rFonts w:ascii="Georgia" w:hAnsi="Georgia"/>
-          <w:bCs/>
-          <w:sz w:val="24"/>
-          <w:szCs w:val="24"/>
-        </w:rPr>
-        <w:t>#</w:t>
+        <w:t>UMH #</w:t>
       </w:r>
       <w:r>
         <w:rPr>
@@ -1711,16 +1697,7 @@
           <w:sz w:val="24"/>
           <w:szCs w:val="24"/>
         </w:rPr>
-        <w:t xml:space="preserve">PASTORAL PRAYER                                                           </w:t>
-      </w:r>
-      <w:r>
-        <w:rPr>
-          <w:rFonts w:ascii="Georgia" w:hAnsi="Georgia"/>
-          <w:b/>
-          <w:sz w:val="24"/>
-          <w:szCs w:val="24"/>
-        </w:rPr>
-        <w:t xml:space="preserve">                    </w:t>
+        <w:t xml:space="preserve">PASTORAL PRAYER                                                                               </w:t>
       </w:r>
     </w:p>
     <w:p>
@@ -1823,31 +1800,31 @@
         <w:ind w:right="90"/>
         <w:rPr>
           <w:rFonts w:ascii="Georgia" w:hAnsi="Georgia" w:cs="Times New Roman"/>
-          <w:sz w:val="26"/>
-          <w:szCs w:val="26"/>
-        </w:rPr>
-      </w:pPr>
-      <w:r>
-        <w:rPr>
-          <w:rFonts w:ascii="Georgia" w:hAnsi="Georgia"/>
-          <w:sz w:val="26"/>
-          <w:szCs w:val="26"/>
+          <w:sz w:val="24"/>
+          <w:szCs w:val="24"/>
+        </w:rPr>
+      </w:pPr>
+      <w:r>
+        <w:rPr>
+          <w:rFonts w:ascii="Georgia" w:hAnsi="Georgia"/>
+          <w:sz w:val="24"/>
+          <w:szCs w:val="24"/>
         </w:rPr>
         <w:t>Reference Scripture</w:t>
       </w:r>
       <w:r>
         <w:rPr>
           <w:rFonts w:ascii="Georgia" w:hAnsi="Georgia"/>
-          <w:sz w:val="26"/>
-          <w:szCs w:val="26"/>
+          <w:sz w:val="24"/>
+          <w:szCs w:val="24"/>
         </w:rPr>
         <w:tab/>
       </w:r>
       <w:r>
         <w:rPr>
           <w:rFonts w:ascii="Georgia" w:hAnsi="Georgia"/>
-          <w:sz w:val="26"/>
-          <w:szCs w:val="26"/>
+          <w:sz w:val="24"/>
+          <w:szCs w:val="24"/>
         </w:rPr>
         <w:t>{{SCRIPTURE}}</w:t>
       </w:r>
@@ -1861,31 +1838,31 @@
         <w:ind w:right="90"/>
         <w:rPr>
           <w:rFonts w:ascii="Georgia" w:hAnsi="Georgia"/>
-          <w:sz w:val="26"/>
-          <w:szCs w:val="26"/>
-        </w:rPr>
-      </w:pPr>
-      <w:r>
-        <w:rPr>
-          <w:rFonts w:ascii="Georgia" w:hAnsi="Georgia"/>
-          <w:sz w:val="26"/>
-          <w:szCs w:val="26"/>
+          <w:sz w:val="24"/>
+          <w:szCs w:val="24"/>
+        </w:rPr>
+      </w:pPr>
+      <w:r>
+        <w:rPr>
+          <w:rFonts w:ascii="Georgia" w:hAnsi="Georgia"/>
+          <w:sz w:val="24"/>
+          <w:szCs w:val="24"/>
         </w:rPr>
         <w:t>The Message</w:t>
       </w:r>
       <w:r>
         <w:rPr>
           <w:rFonts w:ascii="Georgia" w:hAnsi="Georgia"/>
-          <w:sz w:val="26"/>
-          <w:szCs w:val="26"/>
+          <w:sz w:val="24"/>
+          <w:szCs w:val="24"/>
         </w:rPr>
         <w:tab/>
       </w:r>
       <w:r>
         <w:rPr>
           <w:rFonts w:ascii="Georgia" w:hAnsi="Georgia"/>
-          <w:sz w:val="26"/>
-          <w:szCs w:val="26"/>
+          <w:sz w:val="24"/>
+          <w:szCs w:val="24"/>
         </w:rPr>
         <w:t>{{SPEAKER}}</w:t>
       </w:r>
@@ -1899,8 +1876,8 @@
         <w:jc w:val="center"/>
         <w:rPr>
           <w:rFonts w:ascii="Georgia" w:hAnsi="Georgia"/>
-          <w:sz w:val="26"/>
-          <w:szCs w:val="26"/>
+          <w:sz w:val="24"/>
+          <w:szCs w:val="24"/>
         </w:rPr>
       </w:pPr>
       <w:r>
@@ -1908,8 +1885,8 @@
           <w:rFonts w:ascii="Georgia" w:hAnsi="Georgia"/>
           <w:i/>
           <w:iCs/>
-          <w:sz w:val="26"/>
-          <w:szCs w:val="26"/>
+          <w:sz w:val="24"/>
+          <w:szCs w:val="24"/>
         </w:rPr>
         <w:t>“</w:t>
       </w:r>
@@ -1918,8 +1895,8 @@
           <w:rFonts w:ascii="Georgia" w:hAnsi="Georgia"/>
           <w:i/>
           <w:iCs/>
-          <w:sz w:val="26"/>
-          <w:szCs w:val="26"/>
+          <w:sz w:val="24"/>
+          <w:szCs w:val="24"/>
         </w:rPr>
         <w:t>{{SERMON_TITLE}}</w:t>
       </w:r>
@@ -1928,16 +1905,16 @@
           <w:rFonts w:ascii="Georgia" w:hAnsi="Georgia"/>
           <w:i/>
           <w:iCs/>
-          <w:sz w:val="26"/>
-          <w:szCs w:val="26"/>
+          <w:sz w:val="24"/>
+          <w:szCs w:val="24"/>
         </w:rPr>
         <w:t xml:space="preserve">” </w:t>
       </w:r>
       <w:r>
         <w:rPr>
           <w:rFonts w:ascii="Georgia" w:hAnsi="Georgia"/>
-          <w:sz w:val="26"/>
-          <w:szCs w:val="26"/>
+          <w:sz w:val="24"/>
+          <w:szCs w:val="24"/>
         </w:rPr>
         <w:t>{{SERMON_SUBTITLE}}</w:t>
       </w:r>
@@ -1950,8 +1927,8 @@
         <w:spacing w:after="0" w:line="276" w:lineRule="auto"/>
         <w:rPr>
           <w:rFonts w:ascii="Georgia" w:hAnsi="Georgia"/>
-          <w:sz w:val="26"/>
-          <w:szCs w:val="26"/>
+          <w:sz w:val="24"/>
+          <w:szCs w:val="24"/>
         </w:rPr>
       </w:pPr>
     </w:p>
@@ -1963,8 +1940,8 @@
         <w:spacing w:after="0" w:line="276" w:lineRule="auto"/>
         <w:rPr>
           <w:rFonts w:ascii="Georgia" w:hAnsi="Georgia"/>
-          <w:sz w:val="26"/>
-          <w:szCs w:val="26"/>
+          <w:sz w:val="24"/>
+          <w:szCs w:val="24"/>
         </w:rPr>
       </w:pPr>
     </w:p>
@@ -2030,8 +2007,6 @@
         <w:rPr>
           <w:rFonts w:ascii="Georgia" w:hAnsi="Georgia"/>
           <w:b/>
-          <w:sz w:val="12"/>
-          <w:szCs w:val="12"/>
           <w:lang w:val="en-US"/>
         </w:rPr>
       </w:pPr>
@@ -2044,8 +2019,6 @@
         <w:rPr>
           <w:rFonts w:ascii="Georgia" w:hAnsi="Georgia"/>
           <w:i/>
-          <w:sz w:val="20"/>
-          <w:szCs w:val="20"/>
           <w:lang w:val="en-US"/>
         </w:rPr>
       </w:pPr>
@@ -2053,8 +2026,6 @@
         <w:rPr>
           <w:rFonts w:ascii="Georgia" w:hAnsi="Georgia"/>
           <w:i/>
-          <w:sz w:val="20"/>
-          <w:szCs w:val="20"/>
           <w:lang w:val="en-US"/>
         </w:rPr>
         <w:t>Anyone who desires a relationship with Christ and Christ’s church</w:t>
@@ -2068,8 +2039,6 @@
         <w:rPr>
           <w:rFonts w:ascii="Georgia" w:hAnsi="Georgia"/>
           <w:i/>
-          <w:sz w:val="20"/>
-          <w:szCs w:val="20"/>
           <w:lang w:val="en-US"/>
         </w:rPr>
       </w:pPr>
@@ -2077,8 +2046,6 @@
         <w:rPr>
           <w:rFonts w:ascii="Georgia" w:hAnsi="Georgia"/>
           <w:i/>
-          <w:sz w:val="20"/>
-          <w:szCs w:val="20"/>
           <w:lang w:val="en-US"/>
         </w:rPr>
         <w:t xml:space="preserve"> is invited to come forward as we sing our closing hymn together.</w:t>
@@ -2244,17 +2211,16 @@
           <w:sz w:val="24"/>
           <w:szCs w:val="24"/>
         </w:rPr>
-        <w:t>Postlude</w:t>
-      </w:r>
-      <w:r>
-        <w:rPr>
-          <w:rFonts w:ascii="Georgia" w:hAnsi="Georgia"/>
-          <w:b/>
+        <w:t xml:space="preserve">Postlude                                                                     </w:t>
+      </w:r>
+      <w:r>
+        <w:rPr>
+          <w:rFonts w:ascii="Georgia" w:hAnsi="Georgia"/>
           <w:caps/>
           <w:sz w:val="24"/>
           <w:szCs w:val="24"/>
         </w:rPr>
-        <w:t xml:space="preserve"> </w:t>
+        <w:t xml:space="preserve">                         </w:t>
       </w:r>
       <w:r>
         <w:rPr>
@@ -2264,46 +2230,7 @@
           <w:sz w:val="24"/>
           <w:szCs w:val="24"/>
         </w:rPr>
-        <w:t xml:space="preserve">                                                       </w:t>
-      </w:r>
-      <w:r>
-        <w:rPr>
-          <w:rFonts w:ascii="Georgia" w:hAnsi="Georgia"/>
-          <w:b/>
-          <w:caps/>
-          <w:sz w:val="24"/>
-          <w:szCs w:val="24"/>
-        </w:rPr>
-        <w:t xml:space="preserve">             </w:t>
-      </w:r>
-      <w:r>
-        <w:rPr>
-          <w:rFonts w:ascii="Georgia" w:hAnsi="Georgia"/>
-          <w:caps/>
-          <w:sz w:val="24"/>
-          <w:szCs w:val="24"/>
-        </w:rPr>
-        <w:t xml:space="preserve">                         </w:t>
-      </w:r>
-      <w:r>
-        <w:rPr>
-          <w:rFonts w:ascii="Georgia" w:hAnsi="Georgia"/>
-          <w:b/>
-          <w:caps/>
-          <w:sz w:val="24"/>
-          <w:szCs w:val="24"/>
-        </w:rPr>
-        <w:t xml:space="preserve">                                                     </w:t>
-      </w:r>
-      <w:r>
-        <w:rPr>
-          <w:rFonts w:ascii="Georgia" w:hAnsi="Georgia"/>
-          <w:b/>
-          <w:caps/>
-          <w:sz w:val="24"/>
-          <w:szCs w:val="24"/>
-        </w:rPr>
-        <w:t xml:space="preserve">             </w:t>
+        <w:t xml:space="preserve">                                                                  </w:t>
       </w:r>
       <w:r>
         <w:rPr>
@@ -2379,6 +2306,66 @@
         </w:rPr>
         <w:t xml:space="preserve"> </w:t>
       </w:r>
+    </w:p>
+    <w:p>
+      <w:pPr>
+        <w:pStyle w:val="Header"/>
+        <w:widowControl/>
+        <w:tabs>
+          <w:tab w:val="clear" w:pos="4320"/>
+          <w:tab w:val="right" w:pos="6624"/>
+        </w:tabs>
+        <w:ind w:right="-15"/>
+        <w:rPr>
+          <w:rFonts w:ascii="Georgia" w:hAnsi="Georgia" w:cs="Arial"/>
+          <w:lang w:val="en-US"/>
+        </w:rPr>
+      </w:pPr>
+    </w:p>
+    <w:p>
+      <w:pPr>
+        <w:pStyle w:val="Header"/>
+        <w:widowControl/>
+        <w:tabs>
+          <w:tab w:val="clear" w:pos="4320"/>
+          <w:tab w:val="right" w:pos="6624"/>
+        </w:tabs>
+        <w:ind w:right="-15"/>
+        <w:rPr>
+          <w:rFonts w:ascii="Georgia" w:hAnsi="Georgia" w:cs="Arial"/>
+          <w:lang w:val="en-US"/>
+        </w:rPr>
+      </w:pPr>
+    </w:p>
+    <w:p>
+      <w:pPr>
+        <w:pStyle w:val="Header"/>
+        <w:widowControl/>
+        <w:tabs>
+          <w:tab w:val="clear" w:pos="4320"/>
+          <w:tab w:val="right" w:pos="6624"/>
+        </w:tabs>
+        <w:ind w:right="-15"/>
+        <w:rPr>
+          <w:rFonts w:ascii="Georgia" w:hAnsi="Georgia" w:cs="Arial"/>
+          <w:lang w:val="en-US"/>
+        </w:rPr>
+      </w:pPr>
+    </w:p>
+    <w:p>
+      <w:pPr>
+        <w:pStyle w:val="Header"/>
+        <w:widowControl/>
+        <w:tabs>
+          <w:tab w:val="clear" w:pos="4320"/>
+          <w:tab w:val="right" w:pos="6624"/>
+        </w:tabs>
+        <w:ind w:right="-15"/>
+        <w:rPr>
+          <w:rFonts w:ascii="Georgia" w:hAnsi="Georgia" w:cs="Arial"/>
+          <w:lang w:val="en-US"/>
+        </w:rPr>
+      </w:pPr>
     </w:p>
     <w:p>
       <w:pPr>
@@ -2597,16 +2584,6 @@
         <w:jc w:val="center"/>
         <w:rPr>
           <w:rFonts w:ascii="Georgia" w:hAnsi="Georgia"/>
-          <w:sz w:val="28"/>
-          <w:szCs w:val="28"/>
-        </w:rPr>
-      </w:pPr>
-    </w:p>
-    <w:p>
-      <w:pPr>
-        <w:spacing w:line="259" w:lineRule="auto"/>
-        <w:rPr>
-          <w:rFonts w:ascii="Georgia" w:hAnsi="Georgia"/>
           <w:b/>
           <w:bCs/>
           <w:sz w:val="28"/>
@@ -2621,8 +2598,88 @@
           <w:sz w:val="28"/>
           <w:szCs w:val="28"/>
         </w:rPr>
-        <w:br w:type="page"/>
-      </w:r>
+        <w:lastRenderedPageBreak/>
+        <w:t>UPCOMING CALENDAR EVENTS</w:t>
+      </w:r>
+    </w:p>
+    <w:p>
+      <w:pPr>
+        <w:spacing w:after="0" w:line="240" w:lineRule="auto"/>
+        <w:rPr>
+          <w:rFonts w:ascii="Georgia" w:hAnsi="Georgia"/>
+          <w:b/>
+          <w:iCs/>
+          <w:sz w:val="24"/>
+          <w:szCs w:val="24"/>
+          <w:lang w:eastAsia="x-none"/>
+        </w:rPr>
+      </w:pPr>
+    </w:p>
+    <w:p>
+      <w:pPr>
+        <w:spacing w:after="0" w:line="240" w:lineRule="auto"/>
+        <w:rPr>
+          <w:rFonts w:ascii="Georgia" w:hAnsi="Georgia"/>
+          <w:b/>
+          <w:iCs/>
+          <w:sz w:val="24"/>
+          <w:szCs w:val="24"/>
+          <w:lang w:eastAsia="x-none"/>
+        </w:rPr>
+      </w:pPr>
+    </w:p>
+    <w:p>
+      <w:pPr>
+        <w:spacing w:after="0" w:line="240" w:lineRule="auto"/>
+        <w:jc w:val="center"/>
+        <w:rPr>
+          <w:rFonts w:ascii="Georgia" w:hAnsi="Georgia"/>
+          <w:bCs/>
+          <w:iCs/>
+          <w:sz w:val="24"/>
+          <w:szCs w:val="24"/>
+          <w:lang w:eastAsia="x-none"/>
+        </w:rPr>
+      </w:pPr>
+      <w:r>
+        <w:rPr>
+          <w:rFonts w:ascii="Georgia" w:hAnsi="Georgia"/>
+          <w:bCs/>
+          <w:iCs/>
+          <w:sz w:val="24"/>
+          <w:szCs w:val="24"/>
+          <w:lang w:eastAsia="x-none"/>
+        </w:rPr>
+        <w:t>{{CALENDAR_BLOCK}}</w:t>
+      </w:r>
+    </w:p>
+    <w:p>
+      <w:pPr>
+        <w:spacing w:after="0" w:line="240" w:lineRule="auto"/>
+        <w:ind w:left="720"/>
+        <w:rPr>
+          <w:rFonts w:ascii="Georgia" w:hAnsi="Georgia"/>
+          <w:b/>
+          <w:i/>
+          <w:sz w:val="24"/>
+          <w:szCs w:val="24"/>
+          <w:lang w:eastAsia="x-none"/>
+        </w:rPr>
+      </w:pPr>
+    </w:p>
+    <w:p>
+      <w:pPr>
+        <w:spacing w:after="0" w:line="240" w:lineRule="auto"/>
+        <w:ind w:left="720"/>
+        <w:rPr>
+          <w:rFonts w:ascii="Georgia" w:hAnsi="Georgia"/>
+          <w:b/>
+          <w:i/>
+          <w:sz w:val="24"/>
+          <w:szCs w:val="24"/>
+          <w:lang w:eastAsia="x-none"/>
+        </w:rPr>
+      </w:pPr>
     </w:p>
     <w:p>
       <w:pPr>
@@ -2630,56 +2687,6 @@
         <w:jc w:val="center"/>
         <w:rPr>
           <w:rFonts w:ascii="Georgia" w:hAnsi="Georgia"/>
-          <w:b/>
-          <w:bCs/>
-          <w:sz w:val="28"/>
-          <w:szCs w:val="28"/>
-        </w:rPr>
-      </w:pPr>
-      <w:r>
-        <w:rPr>
-          <w:rFonts w:ascii="Georgia" w:hAnsi="Georgia"/>
-          <w:b/>
-          <w:bCs/>
-          <w:sz w:val="28"/>
-          <w:szCs w:val="28"/>
-        </w:rPr>
-        <w:lastRenderedPageBreak/>
-        <w:t>UPCOMING CALENDAR EVENTS</w:t>
-      </w:r>
-    </w:p>
-    <w:p>
-      <w:pPr>
-        <w:spacing w:after="0" w:line="240" w:lineRule="auto"/>
-        <w:rPr>
-          <w:rFonts w:ascii="Georgia" w:hAnsi="Georgia"/>
-          <w:b/>
-          <w:iCs/>
-          <w:sz w:val="24"/>
-          <w:szCs w:val="24"/>
-          <w:lang w:eastAsia="x-none"/>
-        </w:rPr>
-      </w:pPr>
-    </w:p>
-    <w:p>
-      <w:pPr>
-        <w:spacing w:after="0" w:line="240" w:lineRule="auto"/>
-        <w:rPr>
-          <w:rFonts w:ascii="Georgia" w:hAnsi="Georgia"/>
-          <w:b/>
-          <w:iCs/>
-          <w:sz w:val="24"/>
-          <w:szCs w:val="24"/>
-          <w:lang w:eastAsia="x-none"/>
-        </w:rPr>
-      </w:pPr>
-    </w:p>
-    <w:p>
-      <w:pPr>
-        <w:spacing w:after="0" w:line="240" w:lineRule="auto"/>
-        <w:ind w:left="720"/>
-        <w:rPr>
-          <w:rFonts w:ascii="Georgia" w:hAnsi="Georgia"/>
           <w:bCs/>
           <w:iCs/>
           <w:sz w:val="24"/>
@@ -2687,1139 +2694,6 @@
           <w:lang w:eastAsia="x-none"/>
         </w:rPr>
       </w:pPr>
-      <w:r>
-        <w:rPr>
-          <w:rFonts w:ascii="Georgia" w:hAnsi="Georgia"/>
-          <w:b/>
-          <w:i/>
-          <w:sz w:val="24"/>
-          <w:szCs w:val="24"/>
-          <w:lang w:eastAsia="x-none"/>
-        </w:rPr>
-        <w:t>SUNDAY</w:t>
-      </w:r>
-      <w:r>
-        <w:rPr>
-          <w:rFonts w:ascii="Georgia" w:hAnsi="Georgia"/>
-          <w:b/>
-          <w:i/>
-          <w:sz w:val="24"/>
-          <w:szCs w:val="24"/>
-          <w:lang w:eastAsia="x-none"/>
-        </w:rPr>
-        <w:t>,</w:t>
-      </w:r>
-      <w:r>
-        <w:rPr>
-          <w:rFonts w:ascii="Georgia" w:hAnsi="Georgia"/>
-          <w:b/>
-          <w:i/>
-          <w:sz w:val="24"/>
-          <w:szCs w:val="24"/>
-          <w:lang w:eastAsia="x-none"/>
-        </w:rPr>
-        <w:t xml:space="preserve"> April 5</w:t>
-      </w:r>
-      <w:r>
-        <w:rPr>
-          <w:rFonts w:ascii="Georgia" w:hAnsi="Georgia"/>
-          <w:b/>
-          <w:i/>
-          <w:sz w:val="24"/>
-          <w:szCs w:val="24"/>
-          <w:vertAlign w:val="superscript"/>
-          <w:lang w:eastAsia="x-none"/>
-        </w:rPr>
-        <w:t>th</w:t>
-      </w:r>
-      <w:r>
-        <w:rPr>
-          <w:rFonts w:ascii="Georgia" w:hAnsi="Georgia"/>
-          <w:b/>
-          <w:i/>
-          <w:sz w:val="24"/>
-          <w:szCs w:val="24"/>
-          <w:lang w:eastAsia="x-none"/>
-        </w:rPr>
-        <w:t xml:space="preserve"> - EASTER!</w:t>
-      </w:r>
-    </w:p>
-    <w:p>
-      <w:pPr>
-        <w:spacing w:after="0" w:line="240" w:lineRule="auto"/>
-        <w:ind w:left="720"/>
-        <w:rPr>
-          <w:rFonts w:ascii="Georgia" w:hAnsi="Georgia"/>
-          <w:b/>
-          <w:i/>
-          <w:sz w:val="24"/>
-          <w:szCs w:val="24"/>
-          <w:lang w:eastAsia="x-none"/>
-        </w:rPr>
-      </w:pPr>
-    </w:p>
-    <w:p>
-      <w:pPr>
-        <w:pStyle w:val="ListParagraph"/>
-        <w:numPr>
-          <w:ilvl w:val="0"/>
-          <w:numId w:val="8"/>
-        </w:numPr>
-        <w:spacing w:after="0" w:line="240" w:lineRule="auto"/>
-        <w:ind w:left="1170"/>
-        <w:rPr>
-          <w:rFonts w:ascii="Georgia" w:hAnsi="Georgia"/>
-          <w:bCs/>
-          <w:iCs/>
-          <w:sz w:val="24"/>
-          <w:szCs w:val="24"/>
-          <w:lang w:eastAsia="x-none"/>
-        </w:rPr>
-      </w:pPr>
-      <w:r>
-        <w:rPr>
-          <w:rFonts w:ascii="Georgia" w:hAnsi="Georgia"/>
-          <w:bCs/>
-          <w:iCs/>
-          <w:sz w:val="24"/>
-          <w:szCs w:val="24"/>
-          <w:lang w:eastAsia="x-none"/>
-        </w:rPr>
-        <w:t>7:00 AM</w:t>
-      </w:r>
-      <w:r>
-        <w:rPr>
-          <w:rFonts w:ascii="Georgia" w:hAnsi="Georgia"/>
-          <w:bCs/>
-          <w:iCs/>
-          <w:sz w:val="24"/>
-          <w:szCs w:val="24"/>
-          <w:lang w:eastAsia="x-none"/>
-        </w:rPr>
-        <w:tab/>
-      </w:r>
-      <w:r>
-        <w:rPr>
-          <w:rFonts w:ascii="Georgia" w:hAnsi="Georgia"/>
-          <w:bCs/>
-          <w:iCs/>
-          <w:sz w:val="24"/>
-          <w:szCs w:val="24"/>
-          <w:lang w:eastAsia="x-none"/>
-        </w:rPr>
-        <w:tab/>
-        <w:t>Sunrise Service</w:t>
-      </w:r>
-    </w:p>
-    <w:p>
-      <w:pPr>
-        <w:pStyle w:val="ListParagraph"/>
-        <w:numPr>
-          <w:ilvl w:val="0"/>
-          <w:numId w:val="8"/>
-        </w:numPr>
-        <w:spacing w:after="0" w:line="240" w:lineRule="auto"/>
-        <w:ind w:left="1170"/>
-        <w:rPr>
-          <w:rFonts w:ascii="Georgia" w:hAnsi="Georgia"/>
-          <w:b/>
-          <w:iCs/>
-          <w:sz w:val="24"/>
-          <w:szCs w:val="24"/>
-          <w:lang w:eastAsia="x-none"/>
-        </w:rPr>
-      </w:pPr>
-      <w:r>
-        <w:rPr>
-          <w:rFonts w:ascii="Georgia" w:hAnsi="Georgia"/>
-          <w:bCs/>
-          <w:iCs/>
-          <w:sz w:val="24"/>
-          <w:szCs w:val="24"/>
-          <w:lang w:eastAsia="x-none"/>
-        </w:rPr>
-        <w:t>10:45 AM</w:t>
-      </w:r>
-      <w:r>
-        <w:rPr>
-          <w:rFonts w:ascii="Georgia" w:hAnsi="Georgia"/>
-          <w:bCs/>
-          <w:iCs/>
-          <w:sz w:val="24"/>
-          <w:szCs w:val="24"/>
-          <w:lang w:eastAsia="x-none"/>
-        </w:rPr>
-        <w:tab/>
-        <w:t xml:space="preserve">Worship </w:t>
-      </w:r>
-    </w:p>
-    <w:p>
-      <w:pPr>
-        <w:spacing w:after="0" w:line="240" w:lineRule="auto"/>
-        <w:rPr>
-          <w:rFonts w:ascii="Georgia" w:hAnsi="Georgia"/>
-          <w:b/>
-          <w:iCs/>
-          <w:sz w:val="24"/>
-          <w:szCs w:val="24"/>
-          <w:lang w:eastAsia="x-none"/>
-        </w:rPr>
-      </w:pPr>
-    </w:p>
-    <w:p>
-      <w:pPr>
-        <w:spacing w:after="0" w:line="240" w:lineRule="auto"/>
-        <w:rPr>
-          <w:rFonts w:ascii="Georgia" w:hAnsi="Georgia"/>
-          <w:b/>
-          <w:iCs/>
-          <w:sz w:val="24"/>
-          <w:szCs w:val="24"/>
-          <w:lang w:eastAsia="x-none"/>
-        </w:rPr>
-      </w:pPr>
-    </w:p>
-    <w:p>
-      <w:pPr>
-        <w:spacing w:after="0" w:line="240" w:lineRule="auto"/>
-        <w:ind w:left="720"/>
-        <w:rPr>
-          <w:rFonts w:ascii="Georgia" w:hAnsi="Georgia"/>
-          <w:bCs/>
-          <w:iCs/>
-          <w:sz w:val="24"/>
-          <w:szCs w:val="24"/>
-          <w:lang w:eastAsia="x-none"/>
-        </w:rPr>
-      </w:pPr>
-      <w:r>
-        <w:rPr>
-          <w:rFonts w:ascii="Georgia" w:hAnsi="Georgia"/>
-          <w:b/>
-          <w:i/>
-          <w:sz w:val="24"/>
-          <w:szCs w:val="24"/>
-          <w:lang w:eastAsia="x-none"/>
-        </w:rPr>
-        <w:t>SUNDAY</w:t>
-      </w:r>
-      <w:r>
-        <w:rPr>
-          <w:rFonts w:ascii="Georgia" w:hAnsi="Georgia"/>
-          <w:b/>
-          <w:i/>
-          <w:sz w:val="24"/>
-          <w:szCs w:val="24"/>
-          <w:lang w:eastAsia="x-none"/>
-        </w:rPr>
-        <w:t>,</w:t>
-      </w:r>
-      <w:r>
-        <w:rPr>
-          <w:rFonts w:ascii="Georgia" w:hAnsi="Georgia"/>
-          <w:b/>
-          <w:i/>
-          <w:sz w:val="24"/>
-          <w:szCs w:val="24"/>
-          <w:lang w:eastAsia="x-none"/>
-        </w:rPr>
-        <w:t xml:space="preserve"> April 12</w:t>
-      </w:r>
-      <w:r>
-        <w:rPr>
-          <w:rFonts w:ascii="Georgia" w:hAnsi="Georgia"/>
-          <w:b/>
-          <w:i/>
-          <w:sz w:val="24"/>
-          <w:szCs w:val="24"/>
-          <w:vertAlign w:val="superscript"/>
-          <w:lang w:eastAsia="x-none"/>
-        </w:rPr>
-        <w:t>th</w:t>
-      </w:r>
-      <w:r>
-        <w:rPr>
-          <w:rFonts w:ascii="Georgia" w:hAnsi="Georgia"/>
-          <w:b/>
-          <w:i/>
-          <w:sz w:val="24"/>
-          <w:szCs w:val="24"/>
-          <w:lang w:eastAsia="x-none"/>
-        </w:rPr>
-        <w:t xml:space="preserve"> </w:t>
-      </w:r>
-    </w:p>
-    <w:p>
-      <w:pPr>
-        <w:spacing w:after="0" w:line="240" w:lineRule="auto"/>
-        <w:ind w:left="720"/>
-        <w:rPr>
-          <w:rFonts w:ascii="Georgia" w:hAnsi="Georgia"/>
-          <w:b/>
-          <w:i/>
-          <w:sz w:val="24"/>
-          <w:szCs w:val="24"/>
-          <w:lang w:eastAsia="x-none"/>
-        </w:rPr>
-      </w:pPr>
-    </w:p>
-    <w:p>
-      <w:pPr>
-        <w:pStyle w:val="ListParagraph"/>
-        <w:numPr>
-          <w:ilvl w:val="0"/>
-          <w:numId w:val="8"/>
-        </w:numPr>
-        <w:spacing w:after="0" w:line="240" w:lineRule="auto"/>
-        <w:ind w:left="1170"/>
-        <w:rPr>
-          <w:rFonts w:ascii="Georgia" w:hAnsi="Georgia"/>
-          <w:bCs/>
-          <w:iCs/>
-          <w:sz w:val="24"/>
-          <w:szCs w:val="24"/>
-          <w:lang w:eastAsia="x-none"/>
-        </w:rPr>
-      </w:pPr>
-      <w:r>
-        <w:rPr>
-          <w:rFonts w:ascii="Georgia" w:hAnsi="Georgia"/>
-          <w:bCs/>
-          <w:iCs/>
-          <w:sz w:val="24"/>
-          <w:szCs w:val="24"/>
-          <w:lang w:eastAsia="x-none"/>
-        </w:rPr>
-        <w:t>9:30 AM</w:t>
-      </w:r>
-      <w:r>
-        <w:rPr>
-          <w:rFonts w:ascii="Georgia" w:hAnsi="Georgia"/>
-          <w:bCs/>
-          <w:iCs/>
-          <w:sz w:val="24"/>
-          <w:szCs w:val="24"/>
-          <w:lang w:eastAsia="x-none"/>
-        </w:rPr>
-        <w:t xml:space="preserve"> </w:t>
-      </w:r>
-      <w:r>
-        <w:rPr>
-          <w:rFonts w:ascii="Georgia" w:hAnsi="Georgia"/>
-          <w:bCs/>
-          <w:iCs/>
-          <w:sz w:val="24"/>
-          <w:szCs w:val="24"/>
-          <w:lang w:eastAsia="x-none"/>
-        </w:rPr>
-        <w:tab/>
-      </w:r>
-      <w:r>
-        <w:rPr>
-          <w:rFonts w:ascii="Georgia" w:hAnsi="Georgia"/>
-          <w:bCs/>
-          <w:iCs/>
-          <w:sz w:val="24"/>
-          <w:szCs w:val="24"/>
-          <w:lang w:eastAsia="x-none"/>
-        </w:rPr>
-        <w:tab/>
-      </w:r>
-      <w:r>
-        <w:rPr>
-          <w:rFonts w:ascii="Georgia" w:hAnsi="Georgia"/>
-          <w:bCs/>
-          <w:iCs/>
-          <w:sz w:val="24"/>
-          <w:szCs w:val="24"/>
-          <w:lang w:eastAsia="x-none"/>
-        </w:rPr>
-        <w:t>Sunday School (Library)</w:t>
-      </w:r>
-    </w:p>
-    <w:p>
-      <w:pPr>
-        <w:pStyle w:val="ListParagraph"/>
-        <w:numPr>
-          <w:ilvl w:val="0"/>
-          <w:numId w:val="8"/>
-        </w:numPr>
-        <w:spacing w:after="0" w:line="240" w:lineRule="auto"/>
-        <w:ind w:left="1170"/>
-        <w:rPr>
-          <w:rFonts w:ascii="Georgia" w:hAnsi="Georgia"/>
-          <w:b/>
-          <w:iCs/>
-          <w:sz w:val="24"/>
-          <w:szCs w:val="24"/>
-          <w:lang w:eastAsia="x-none"/>
-        </w:rPr>
-      </w:pPr>
-      <w:r>
-        <w:rPr>
-          <w:rFonts w:ascii="Georgia" w:hAnsi="Georgia"/>
-          <w:bCs/>
-          <w:iCs/>
-          <w:sz w:val="24"/>
-          <w:szCs w:val="24"/>
-          <w:lang w:eastAsia="x-none"/>
-        </w:rPr>
-        <w:t>10:45 AM</w:t>
-      </w:r>
-      <w:r>
-        <w:rPr>
-          <w:rFonts w:ascii="Georgia" w:hAnsi="Georgia"/>
-          <w:bCs/>
-          <w:iCs/>
-          <w:sz w:val="24"/>
-          <w:szCs w:val="24"/>
-          <w:lang w:eastAsia="x-none"/>
-        </w:rPr>
-        <w:tab/>
-        <w:t xml:space="preserve">Worship </w:t>
-      </w:r>
-    </w:p>
-    <w:p>
-      <w:pPr>
-        <w:spacing w:after="0" w:line="240" w:lineRule="auto"/>
-        <w:rPr>
-          <w:rFonts w:ascii="Georgia" w:hAnsi="Georgia"/>
-          <w:bCs/>
-          <w:iCs/>
-          <w:sz w:val="24"/>
-          <w:szCs w:val="24"/>
-          <w:lang w:eastAsia="x-none"/>
-        </w:rPr>
-      </w:pPr>
-    </w:p>
-    <w:p>
-      <w:pPr>
-        <w:spacing w:after="0" w:line="240" w:lineRule="auto"/>
-        <w:rPr>
-          <w:rFonts w:ascii="Georgia" w:hAnsi="Georgia"/>
-          <w:bCs/>
-          <w:iCs/>
-          <w:sz w:val="24"/>
-          <w:szCs w:val="24"/>
-          <w:lang w:eastAsia="x-none"/>
-        </w:rPr>
-      </w:pPr>
-    </w:p>
-    <w:p>
-      <w:pPr>
-        <w:spacing w:after="0" w:line="240" w:lineRule="auto"/>
-        <w:ind w:left="720"/>
-        <w:rPr>
-          <w:rFonts w:ascii="Georgia" w:hAnsi="Georgia"/>
-          <w:bCs/>
-          <w:iCs/>
-          <w:sz w:val="24"/>
-          <w:szCs w:val="24"/>
-          <w:lang w:eastAsia="x-none"/>
-        </w:rPr>
-      </w:pPr>
-      <w:r>
-        <w:rPr>
-          <w:rFonts w:ascii="Georgia" w:hAnsi="Georgia"/>
-          <w:b/>
-          <w:i/>
-          <w:sz w:val="24"/>
-          <w:szCs w:val="24"/>
-          <w:lang w:eastAsia="x-none"/>
-        </w:rPr>
-        <w:t>SUNDAY</w:t>
-      </w:r>
-      <w:r>
-        <w:rPr>
-          <w:rFonts w:ascii="Georgia" w:hAnsi="Georgia"/>
-          <w:b/>
-          <w:i/>
-          <w:sz w:val="24"/>
-          <w:szCs w:val="24"/>
-          <w:lang w:eastAsia="x-none"/>
-        </w:rPr>
-        <w:t>,</w:t>
-      </w:r>
-      <w:r>
-        <w:rPr>
-          <w:rFonts w:ascii="Georgia" w:hAnsi="Georgia"/>
-          <w:b/>
-          <w:i/>
-          <w:sz w:val="24"/>
-          <w:szCs w:val="24"/>
-          <w:lang w:eastAsia="x-none"/>
-        </w:rPr>
-        <w:t xml:space="preserve"> April 19</w:t>
-      </w:r>
-      <w:r>
-        <w:rPr>
-          <w:rFonts w:ascii="Georgia" w:hAnsi="Georgia"/>
-          <w:b/>
-          <w:i/>
-          <w:sz w:val="24"/>
-          <w:szCs w:val="24"/>
-          <w:vertAlign w:val="superscript"/>
-          <w:lang w:eastAsia="x-none"/>
-        </w:rPr>
-        <w:t>th</w:t>
-      </w:r>
-      <w:r>
-        <w:rPr>
-          <w:rFonts w:ascii="Georgia" w:hAnsi="Georgia"/>
-          <w:b/>
-          <w:i/>
-          <w:sz w:val="24"/>
-          <w:szCs w:val="24"/>
-          <w:lang w:eastAsia="x-none"/>
-        </w:rPr>
-        <w:t xml:space="preserve"> </w:t>
-      </w:r>
-    </w:p>
-    <w:p>
-      <w:pPr>
-        <w:spacing w:after="0" w:line="240" w:lineRule="auto"/>
-        <w:ind w:left="720"/>
-        <w:rPr>
-          <w:rFonts w:ascii="Georgia" w:hAnsi="Georgia"/>
-          <w:b/>
-          <w:i/>
-          <w:sz w:val="24"/>
-          <w:szCs w:val="24"/>
-          <w:lang w:eastAsia="x-none"/>
-        </w:rPr>
-      </w:pPr>
-    </w:p>
-    <w:p>
-      <w:pPr>
-        <w:pStyle w:val="ListParagraph"/>
-        <w:numPr>
-          <w:ilvl w:val="0"/>
-          <w:numId w:val="8"/>
-        </w:numPr>
-        <w:spacing w:after="0" w:line="240" w:lineRule="auto"/>
-        <w:ind w:left="1170"/>
-        <w:rPr>
-          <w:rFonts w:ascii="Georgia" w:hAnsi="Georgia"/>
-          <w:bCs/>
-          <w:iCs/>
-          <w:sz w:val="24"/>
-          <w:szCs w:val="24"/>
-          <w:lang w:eastAsia="x-none"/>
-        </w:rPr>
-      </w:pPr>
-      <w:r>
-        <w:rPr>
-          <w:rFonts w:ascii="Georgia" w:hAnsi="Georgia"/>
-          <w:bCs/>
-          <w:iCs/>
-          <w:sz w:val="24"/>
-          <w:szCs w:val="24"/>
-          <w:lang w:eastAsia="x-none"/>
-        </w:rPr>
-        <w:t>9:30 AM</w:t>
-      </w:r>
-      <w:r>
-        <w:rPr>
-          <w:rFonts w:ascii="Georgia" w:hAnsi="Georgia"/>
-          <w:bCs/>
-          <w:iCs/>
-          <w:sz w:val="24"/>
-          <w:szCs w:val="24"/>
-          <w:lang w:eastAsia="x-none"/>
-        </w:rPr>
-        <w:t xml:space="preserve"> </w:t>
-      </w:r>
-      <w:r>
-        <w:rPr>
-          <w:rFonts w:ascii="Georgia" w:hAnsi="Georgia"/>
-          <w:bCs/>
-          <w:iCs/>
-          <w:sz w:val="24"/>
-          <w:szCs w:val="24"/>
-          <w:lang w:eastAsia="x-none"/>
-        </w:rPr>
-        <w:tab/>
-      </w:r>
-      <w:r>
-        <w:rPr>
-          <w:rFonts w:ascii="Georgia" w:hAnsi="Georgia"/>
-          <w:bCs/>
-          <w:iCs/>
-          <w:sz w:val="24"/>
-          <w:szCs w:val="24"/>
-          <w:lang w:eastAsia="x-none"/>
-        </w:rPr>
-        <w:tab/>
-      </w:r>
-      <w:r>
-        <w:rPr>
-          <w:rFonts w:ascii="Georgia" w:hAnsi="Georgia"/>
-          <w:bCs/>
-          <w:iCs/>
-          <w:sz w:val="24"/>
-          <w:szCs w:val="24"/>
-          <w:lang w:eastAsia="x-none"/>
-        </w:rPr>
-        <w:t>Sunday School (Library)</w:t>
-      </w:r>
-    </w:p>
-    <w:p>
-      <w:pPr>
-        <w:pStyle w:val="ListParagraph"/>
-        <w:numPr>
-          <w:ilvl w:val="0"/>
-          <w:numId w:val="8"/>
-        </w:numPr>
-        <w:spacing w:after="0" w:line="240" w:lineRule="auto"/>
-        <w:ind w:left="1170"/>
-        <w:rPr>
-          <w:rFonts w:ascii="Georgia" w:hAnsi="Georgia"/>
-          <w:b/>
-          <w:iCs/>
-          <w:sz w:val="24"/>
-          <w:szCs w:val="24"/>
-          <w:lang w:eastAsia="x-none"/>
-        </w:rPr>
-      </w:pPr>
-      <w:r>
-        <w:rPr>
-          <w:rFonts w:ascii="Georgia" w:hAnsi="Georgia"/>
-          <w:bCs/>
-          <w:iCs/>
-          <w:sz w:val="24"/>
-          <w:szCs w:val="24"/>
-          <w:lang w:eastAsia="x-none"/>
-        </w:rPr>
-        <w:t>10:45 AM</w:t>
-      </w:r>
-      <w:r>
-        <w:rPr>
-          <w:rFonts w:ascii="Georgia" w:hAnsi="Georgia"/>
-          <w:bCs/>
-          <w:iCs/>
-          <w:sz w:val="24"/>
-          <w:szCs w:val="24"/>
-          <w:lang w:eastAsia="x-none"/>
-        </w:rPr>
-        <w:tab/>
-        <w:t xml:space="preserve">Worship </w:t>
-      </w:r>
-    </w:p>
-    <w:p>
-      <w:pPr>
-        <w:spacing w:after="0" w:line="240" w:lineRule="auto"/>
-        <w:rPr>
-          <w:rFonts w:ascii="Georgia" w:hAnsi="Georgia"/>
-          <w:b/>
-          <w:iCs/>
-          <w:sz w:val="24"/>
-          <w:szCs w:val="24"/>
-          <w:lang w:eastAsia="x-none"/>
-        </w:rPr>
-      </w:pPr>
-    </w:p>
-    <w:p>
-      <w:pPr>
-        <w:spacing w:after="0" w:line="240" w:lineRule="auto"/>
-        <w:rPr>
-          <w:rFonts w:ascii="Georgia" w:hAnsi="Georgia"/>
-          <w:b/>
-          <w:iCs/>
-          <w:sz w:val="24"/>
-          <w:szCs w:val="24"/>
-          <w:lang w:eastAsia="x-none"/>
-        </w:rPr>
-      </w:pPr>
-    </w:p>
-    <w:p>
-      <w:pPr>
-        <w:spacing w:after="0" w:line="240" w:lineRule="auto"/>
-        <w:ind w:left="720"/>
-        <w:rPr>
-          <w:rFonts w:ascii="Georgia" w:hAnsi="Georgia"/>
-          <w:bCs/>
-          <w:iCs/>
-          <w:sz w:val="24"/>
-          <w:szCs w:val="24"/>
-          <w:lang w:eastAsia="x-none"/>
-        </w:rPr>
-      </w:pPr>
-      <w:r>
-        <w:rPr>
-          <w:rFonts w:ascii="Georgia" w:hAnsi="Georgia"/>
-          <w:b/>
-          <w:i/>
-          <w:sz w:val="24"/>
-          <w:szCs w:val="24"/>
-          <w:lang w:eastAsia="x-none"/>
-        </w:rPr>
-        <w:t>SUNDAY</w:t>
-      </w:r>
-      <w:r>
-        <w:rPr>
-          <w:rFonts w:ascii="Georgia" w:hAnsi="Georgia"/>
-          <w:b/>
-          <w:i/>
-          <w:sz w:val="24"/>
-          <w:szCs w:val="24"/>
-          <w:lang w:eastAsia="x-none"/>
-        </w:rPr>
-        <w:t>,</w:t>
-      </w:r>
-      <w:r>
-        <w:rPr>
-          <w:rFonts w:ascii="Georgia" w:hAnsi="Georgia"/>
-          <w:b/>
-          <w:i/>
-          <w:sz w:val="24"/>
-          <w:szCs w:val="24"/>
-          <w:lang w:eastAsia="x-none"/>
-        </w:rPr>
-        <w:t xml:space="preserve"> April 26</w:t>
-      </w:r>
-      <w:r>
-        <w:rPr>
-          <w:rFonts w:ascii="Georgia" w:hAnsi="Georgia"/>
-          <w:b/>
-          <w:i/>
-          <w:sz w:val="24"/>
-          <w:szCs w:val="24"/>
-          <w:vertAlign w:val="superscript"/>
-          <w:lang w:eastAsia="x-none"/>
-        </w:rPr>
-        <w:t>th</w:t>
-      </w:r>
-      <w:r>
-        <w:rPr>
-          <w:rFonts w:ascii="Georgia" w:hAnsi="Georgia"/>
-          <w:b/>
-          <w:i/>
-          <w:sz w:val="24"/>
-          <w:szCs w:val="24"/>
-          <w:lang w:eastAsia="x-none"/>
-        </w:rPr>
-        <w:t xml:space="preserve"> </w:t>
-      </w:r>
-    </w:p>
-    <w:p>
-      <w:pPr>
-        <w:spacing w:after="0" w:line="240" w:lineRule="auto"/>
-        <w:ind w:left="720"/>
-        <w:rPr>
-          <w:rFonts w:ascii="Georgia" w:hAnsi="Georgia"/>
-          <w:b/>
-          <w:i/>
-          <w:sz w:val="24"/>
-          <w:szCs w:val="24"/>
-          <w:lang w:eastAsia="x-none"/>
-        </w:rPr>
-      </w:pPr>
-    </w:p>
-    <w:p>
-      <w:pPr>
-        <w:pStyle w:val="ListParagraph"/>
-        <w:numPr>
-          <w:ilvl w:val="0"/>
-          <w:numId w:val="8"/>
-        </w:numPr>
-        <w:spacing w:after="0" w:line="240" w:lineRule="auto"/>
-        <w:ind w:left="1170"/>
-        <w:rPr>
-          <w:rFonts w:ascii="Georgia" w:hAnsi="Georgia"/>
-          <w:bCs/>
-          <w:iCs/>
-          <w:sz w:val="24"/>
-          <w:szCs w:val="24"/>
-          <w:lang w:eastAsia="x-none"/>
-        </w:rPr>
-      </w:pPr>
-      <w:r>
-        <w:rPr>
-          <w:rFonts w:ascii="Georgia" w:hAnsi="Georgia"/>
-          <w:bCs/>
-          <w:iCs/>
-          <w:sz w:val="24"/>
-          <w:szCs w:val="24"/>
-          <w:lang w:eastAsia="x-none"/>
-        </w:rPr>
-        <w:t>9:30 AM</w:t>
-      </w:r>
-      <w:r>
-        <w:rPr>
-          <w:rFonts w:ascii="Georgia" w:hAnsi="Georgia"/>
-          <w:bCs/>
-          <w:iCs/>
-          <w:sz w:val="24"/>
-          <w:szCs w:val="24"/>
-          <w:lang w:eastAsia="x-none"/>
-        </w:rPr>
-        <w:t xml:space="preserve"> </w:t>
-      </w:r>
-      <w:r>
-        <w:rPr>
-          <w:rFonts w:ascii="Georgia" w:hAnsi="Georgia"/>
-          <w:bCs/>
-          <w:iCs/>
-          <w:sz w:val="24"/>
-          <w:szCs w:val="24"/>
-          <w:lang w:eastAsia="x-none"/>
-        </w:rPr>
-        <w:tab/>
-      </w:r>
-      <w:r>
-        <w:rPr>
-          <w:rFonts w:ascii="Georgia" w:hAnsi="Georgia"/>
-          <w:bCs/>
-          <w:iCs/>
-          <w:sz w:val="24"/>
-          <w:szCs w:val="24"/>
-          <w:lang w:eastAsia="x-none"/>
-        </w:rPr>
-        <w:tab/>
-      </w:r>
-      <w:r>
-        <w:rPr>
-          <w:rFonts w:ascii="Georgia" w:hAnsi="Georgia"/>
-          <w:bCs/>
-          <w:iCs/>
-          <w:sz w:val="24"/>
-          <w:szCs w:val="24"/>
-          <w:lang w:eastAsia="x-none"/>
-        </w:rPr>
-        <w:t>Sunday School (Library)</w:t>
-      </w:r>
-    </w:p>
-    <w:p>
-      <w:pPr>
-        <w:pStyle w:val="ListParagraph"/>
-        <w:numPr>
-          <w:ilvl w:val="0"/>
-          <w:numId w:val="8"/>
-        </w:numPr>
-        <w:spacing w:after="0" w:line="240" w:lineRule="auto"/>
-        <w:ind w:left="1170"/>
-        <w:rPr>
-          <w:rFonts w:ascii="Georgia" w:hAnsi="Georgia"/>
-          <w:b/>
-          <w:iCs/>
-          <w:sz w:val="24"/>
-          <w:szCs w:val="24"/>
-          <w:lang w:eastAsia="x-none"/>
-        </w:rPr>
-      </w:pPr>
-      <w:r>
-        <w:rPr>
-          <w:rFonts w:ascii="Georgia" w:hAnsi="Georgia"/>
-          <w:bCs/>
-          <w:iCs/>
-          <w:sz w:val="24"/>
-          <w:szCs w:val="24"/>
-          <w:lang w:eastAsia="x-none"/>
-        </w:rPr>
-        <w:t>10:45 AM</w:t>
-      </w:r>
-      <w:r>
-        <w:rPr>
-          <w:rFonts w:ascii="Georgia" w:hAnsi="Georgia"/>
-          <w:bCs/>
-          <w:iCs/>
-          <w:sz w:val="24"/>
-          <w:szCs w:val="24"/>
-          <w:lang w:eastAsia="x-none"/>
-        </w:rPr>
-        <w:tab/>
-        <w:t xml:space="preserve">Worship </w:t>
-      </w:r>
-    </w:p>
-    <w:p>
-      <w:pPr>
-        <w:spacing w:after="0" w:line="240" w:lineRule="auto"/>
-        <w:rPr>
-          <w:rFonts w:ascii="Georgia" w:hAnsi="Georgia"/>
-          <w:b/>
-          <w:iCs/>
-          <w:sz w:val="24"/>
-          <w:szCs w:val="24"/>
-          <w:lang w:eastAsia="x-none"/>
-        </w:rPr>
-      </w:pPr>
-    </w:p>
-    <w:p>
-      <w:pPr>
-        <w:spacing w:after="0" w:line="240" w:lineRule="auto"/>
-        <w:rPr>
-          <w:rFonts w:ascii="Georgia" w:hAnsi="Georgia"/>
-          <w:b/>
-          <w:iCs/>
-          <w:sz w:val="24"/>
-          <w:szCs w:val="24"/>
-          <w:lang w:eastAsia="x-none"/>
-        </w:rPr>
-      </w:pPr>
-    </w:p>
-    <w:p>
-      <w:pPr>
-        <w:spacing w:after="0" w:line="240" w:lineRule="auto"/>
-        <w:rPr>
-          <w:rFonts w:ascii="Georgia" w:hAnsi="Georgia"/>
-          <w:b/>
-          <w:iCs/>
-          <w:sz w:val="24"/>
-          <w:szCs w:val="24"/>
-          <w:lang w:eastAsia="x-none"/>
-        </w:rPr>
-      </w:pPr>
-    </w:p>
-    <w:p>
-      <w:pPr>
-        <w:spacing w:after="0" w:line="240" w:lineRule="auto"/>
-        <w:rPr>
-          <w:rFonts w:ascii="Georgia" w:hAnsi="Georgia"/>
-          <w:b/>
-          <w:iCs/>
-          <w:sz w:val="24"/>
-          <w:szCs w:val="24"/>
-          <w:lang w:eastAsia="x-none"/>
-        </w:rPr>
-      </w:pPr>
-    </w:p>
-    <w:p>
-      <w:pPr>
-        <w:spacing w:after="0" w:line="240" w:lineRule="auto"/>
-        <w:ind w:left="720"/>
-        <w:rPr>
-          <w:rFonts w:ascii="Georgia" w:hAnsi="Georgia"/>
-          <w:bCs/>
-          <w:i/>
-          <w:sz w:val="24"/>
-          <w:szCs w:val="24"/>
-          <w:lang w:eastAsia="x-none"/>
-        </w:rPr>
-      </w:pPr>
-      <w:r>
-        <w:rPr>
-          <w:rFonts w:ascii="Georgia" w:hAnsi="Georgia"/>
-          <w:b/>
-          <w:iCs/>
-          <w:sz w:val="24"/>
-          <w:szCs w:val="24"/>
-          <w:lang w:eastAsia="x-none"/>
-        </w:rPr>
-        <w:t xml:space="preserve">Note: </w:t>
-      </w:r>
-      <w:r>
-        <w:rPr>
-          <w:rFonts w:ascii="Georgia" w:hAnsi="Georgia"/>
-          <w:bCs/>
-          <w:i/>
-          <w:sz w:val="24"/>
-          <w:szCs w:val="24"/>
-          <w:lang w:eastAsia="x-none"/>
-        </w:rPr>
-        <w:t xml:space="preserve">Dr. Mellette will be on vacation and out of the </w:t>
-      </w:r>
-      <w:r>
-        <w:rPr>
-          <w:rFonts w:ascii="Georgia" w:hAnsi="Georgia"/>
-          <w:bCs/>
-          <w:i/>
-          <w:sz w:val="24"/>
-          <w:szCs w:val="24"/>
-          <w:lang w:eastAsia="x-none"/>
-        </w:rPr>
-        <w:t>country</w:t>
-      </w:r>
-      <w:r>
-        <w:rPr>
-          <w:rFonts w:ascii="Georgia" w:hAnsi="Georgia"/>
-          <w:bCs/>
-          <w:i/>
-          <w:sz w:val="24"/>
-          <w:szCs w:val="24"/>
-          <w:lang w:eastAsia="x-none"/>
-        </w:rPr>
-        <w:t xml:space="preserve"> from April </w:t>
-      </w:r>
-      <w:r>
-        <w:rPr>
-          <w:rFonts w:ascii="Georgia" w:hAnsi="Georgia"/>
-          <w:bCs/>
-          <w:i/>
-          <w:sz w:val="24"/>
-          <w:szCs w:val="24"/>
-          <w:lang w:eastAsia="x-none"/>
-        </w:rPr>
-        <w:t>11</w:t>
-      </w:r>
-      <w:r>
-        <w:rPr>
-          <w:rFonts w:ascii="Georgia" w:hAnsi="Georgia"/>
-          <w:bCs/>
-          <w:i/>
-          <w:sz w:val="24"/>
-          <w:szCs w:val="24"/>
-          <w:vertAlign w:val="superscript"/>
-          <w:lang w:eastAsia="x-none"/>
-        </w:rPr>
-        <w:t>th</w:t>
-      </w:r>
-      <w:r>
-        <w:rPr>
-          <w:rFonts w:ascii="Georgia" w:hAnsi="Georgia"/>
-          <w:bCs/>
-          <w:i/>
-          <w:sz w:val="24"/>
-          <w:szCs w:val="24"/>
-          <w:lang w:eastAsia="x-none"/>
-        </w:rPr>
-        <w:t xml:space="preserve"> until </w:t>
-      </w:r>
-      <w:r>
-        <w:rPr>
-          <w:rFonts w:ascii="Georgia" w:hAnsi="Georgia"/>
-          <w:bCs/>
-          <w:i/>
-          <w:sz w:val="24"/>
-          <w:szCs w:val="24"/>
-          <w:lang w:eastAsia="x-none"/>
-        </w:rPr>
-        <w:t>April 25</w:t>
-      </w:r>
-      <w:r>
-        <w:rPr>
-          <w:rFonts w:ascii="Georgia" w:hAnsi="Georgia"/>
-          <w:bCs/>
-          <w:i/>
-          <w:sz w:val="24"/>
-          <w:szCs w:val="24"/>
-          <w:vertAlign w:val="superscript"/>
-          <w:lang w:eastAsia="x-none"/>
-        </w:rPr>
-        <w:t>th</w:t>
-      </w:r>
-      <w:r>
-        <w:rPr>
-          <w:rFonts w:ascii="Georgia" w:hAnsi="Georgia"/>
-          <w:bCs/>
-          <w:i/>
-          <w:sz w:val="24"/>
-          <w:szCs w:val="24"/>
-          <w:lang w:eastAsia="x-none"/>
-        </w:rPr>
-        <w:t>. He will, however, be available by cell phone i</w:t>
-      </w:r>
-      <w:r>
-        <w:rPr>
-          <w:rFonts w:ascii="Georgia" w:hAnsi="Georgia"/>
-          <w:bCs/>
-          <w:i/>
-          <w:sz w:val="24"/>
-          <w:szCs w:val="24"/>
-          <w:lang w:eastAsia="x-none"/>
-        </w:rPr>
-        <w:t xml:space="preserve">n the event of any pastoral emergencies. </w:t>
-      </w:r>
-    </w:p>
-    <w:p>
-      <w:pPr>
-        <w:spacing w:after="0" w:line="240" w:lineRule="auto"/>
-        <w:ind w:left="720"/>
-        <w:rPr>
-          <w:rFonts w:ascii="Georgia" w:hAnsi="Georgia"/>
-          <w:bCs/>
-          <w:i/>
-          <w:sz w:val="24"/>
-          <w:szCs w:val="24"/>
-          <w:lang w:eastAsia="x-none"/>
-        </w:rPr>
-      </w:pPr>
-    </w:p>
-    <w:p>
-      <w:pPr>
-        <w:spacing w:after="0" w:line="240" w:lineRule="auto"/>
-        <w:ind w:left="720"/>
-        <w:rPr>
-          <w:rFonts w:ascii="Georgia" w:hAnsi="Georgia"/>
-          <w:b/>
-          <w:i/>
-          <w:sz w:val="24"/>
-          <w:szCs w:val="24"/>
-          <w:lang w:eastAsia="x-none"/>
-        </w:rPr>
-      </w:pPr>
-    </w:p>
-    <w:p>
-      <w:pPr>
-        <w:spacing w:after="0" w:line="240" w:lineRule="auto"/>
-        <w:ind w:left="720"/>
-        <w:rPr>
-          <w:rFonts w:ascii="Georgia" w:hAnsi="Georgia"/>
-          <w:b/>
-          <w:i/>
-          <w:sz w:val="24"/>
-          <w:szCs w:val="24"/>
-          <w:lang w:eastAsia="x-none"/>
-        </w:rPr>
-      </w:pPr>
-    </w:p>
-    <w:p>
-      <w:pPr>
-        <w:spacing w:after="0" w:line="240" w:lineRule="auto"/>
-        <w:rPr>
-          <w:rFonts w:ascii="Georgia" w:hAnsi="Georgia"/>
-          <w:bCs/>
-          <w:i/>
-          <w:sz w:val="24"/>
-          <w:szCs w:val="24"/>
-          <w:lang w:eastAsia="x-none"/>
-        </w:rPr>
-      </w:pPr>
-    </w:p>
-    <w:p>
-      <w:pPr>
-        <w:spacing w:line="259" w:lineRule="auto"/>
-        <w:jc w:val="center"/>
-        <w:rPr>
-          <w:rFonts w:ascii="Georgia" w:hAnsi="Georgia"/>
-          <w:bCs/>
-          <w:iCs/>
-          <w:sz w:val="24"/>
-          <w:szCs w:val="24"/>
-          <w:lang w:eastAsia="x-none"/>
-        </w:rPr>
-      </w:pPr>
-      <w:r>
-        <w:rPr>
-          <w:rFonts w:ascii="Georgia" w:hAnsi="Georgia"/>
-          <w:bCs/>
-          <w:iCs/>
-          <w:lang w:eastAsia="x-none"/>
-        </w:rPr>
-        <w:pict w14:anchorId="6491DBB7">
-          <v:shapetype id="_x0000_t75" coordsize="21600,21600" o:spt="75" o:preferrelative="t" path="m@4@5l@4@11@9@11@9@5xe" filled="f" stroked="f">
-            <v:stroke joinstyle="miter"/>
-            <v:formulas>
-              <v:f eqn="if lineDrawn pixelLineWidth 0"/>
-              <v:f eqn="sum @0 1 0"/>
-              <v:f eqn="sum 0 0 @1"/>
-              <v:f eqn="prod @2 1 2"/>
-              <v:f eqn="prod @3 21600 pixelWidth"/>
-              <v:f eqn="prod @3 21600 pixelHeight"/>
-              <v:f eqn="sum @0 0 1"/>
-              <v:f eqn="prod @6 1 2"/>
-              <v:f eqn="prod @7 21600 pixelWidth"/>
-              <v:f eqn="sum @8 21600 0"/>
-              <v:f eqn="prod @7 21600 pixelHeight"/>
-              <v:f eqn="sum @10 21600 0"/>
-            </v:formulas>
-            <v:path o:extrusionok="f" gradientshapeok="t" o:connecttype="rect"/>
-            <o:lock v:ext="edit" aspectratio="t"/>
-          </v:shapetype>
-          <v:shape id="_x0000_i1025" type="#_x0000_t75" style="width:114pt;height:25pt" filled="t" fillcolor="#e2efd9 [665]">
-            <v:imagedata r:id="rId8" o:title=""/>
-          </v:shape>
-        </w:pict>
-      </w:r>
     </w:p>
     <w:sectPr>
       <w:pgSz w:w="10080" w:h="12240" w:orient="landscape" w:code="5"/>
